--- a/Doc/제안서 찐.docx
+++ b/Doc/제안서 찐.docx
@@ -1199,7 +1199,6 @@
     <w:p>
       <w:pPr>
         <w:rPr>
-          <w:rFonts w:hint="eastAsia"/>
           <w:sz w:val="24"/>
           <w:szCs w:val="24"/>
         </w:rPr>
@@ -2560,7 +2559,6 @@
         </w:rPr>
         <w:t xml:space="preserve"> </w:t>
       </w:r>
-      <w:proofErr w:type="gramStart"/>
       <w:r>
         <w:rPr>
           <w:rFonts w:hint="eastAsia"/>
@@ -2585,7 +2583,6 @@
         </w:rPr>
         <w:t>할</w:t>
       </w:r>
-      <w:proofErr w:type="gramEnd"/>
       <w:r>
         <w:rPr>
           <w:rFonts w:hint="eastAsia"/>
@@ -2972,6 +2969,388 @@
         </w:rPr>
         <w:t>.</w:t>
       </w:r>
+    </w:p>
+    <w:p>
+      <w:pPr>
+        <w:rPr>
+          <w:rFonts w:hint="eastAsia"/>
+          <w:sz w:val="24"/>
+          <w:szCs w:val="24"/>
+        </w:rPr>
+      </w:pPr>
+      <w:r>
+        <w:rPr>
+          <w:rFonts w:hint="eastAsia"/>
+          <w:sz w:val="24"/>
+          <w:szCs w:val="24"/>
+        </w:rPr>
+        <w:t>플레이어가</w:t>
+      </w:r>
+      <w:r>
+        <w:rPr>
+          <w:rFonts w:hint="eastAsia"/>
+          <w:sz w:val="24"/>
+          <w:szCs w:val="24"/>
+        </w:rPr>
+        <w:t xml:space="preserve"> </w:t>
+      </w:r>
+      <w:r>
+        <w:rPr>
+          <w:rFonts w:hint="eastAsia"/>
+          <w:sz w:val="24"/>
+          <w:szCs w:val="24"/>
+        </w:rPr>
+        <w:t>자원의</w:t>
+      </w:r>
+      <w:r>
+        <w:rPr>
+          <w:rFonts w:hint="eastAsia"/>
+          <w:sz w:val="24"/>
+          <w:szCs w:val="24"/>
+        </w:rPr>
+        <w:t xml:space="preserve"> </w:t>
+      </w:r>
+      <w:r>
+        <w:rPr>
+          <w:rFonts w:hint="eastAsia"/>
+          <w:sz w:val="24"/>
+          <w:szCs w:val="24"/>
+        </w:rPr>
+        <w:t>일정</w:t>
+      </w:r>
+      <w:r>
+        <w:rPr>
+          <w:rFonts w:hint="eastAsia"/>
+          <w:sz w:val="24"/>
+          <w:szCs w:val="24"/>
+        </w:rPr>
+        <w:t xml:space="preserve"> </w:t>
+      </w:r>
+      <w:r>
+        <w:rPr>
+          <w:rFonts w:hint="eastAsia"/>
+          <w:sz w:val="24"/>
+          <w:szCs w:val="24"/>
+        </w:rPr>
+        <w:t>범위</w:t>
+      </w:r>
+      <w:r>
+        <w:rPr>
+          <w:rFonts w:hint="eastAsia"/>
+          <w:sz w:val="24"/>
+          <w:szCs w:val="24"/>
+        </w:rPr>
+        <w:t xml:space="preserve"> </w:t>
+      </w:r>
+      <w:r>
+        <w:rPr>
+          <w:rFonts w:hint="eastAsia"/>
+          <w:sz w:val="24"/>
+          <w:szCs w:val="24"/>
+        </w:rPr>
+        <w:t>안으로</w:t>
+      </w:r>
+      <w:r>
+        <w:rPr>
+          <w:rFonts w:hint="eastAsia"/>
+          <w:sz w:val="24"/>
+          <w:szCs w:val="24"/>
+        </w:rPr>
+        <w:t xml:space="preserve"> </w:t>
+      </w:r>
+      <w:r>
+        <w:rPr>
+          <w:rFonts w:hint="eastAsia"/>
+          <w:sz w:val="24"/>
+          <w:szCs w:val="24"/>
+        </w:rPr>
+        <w:t>들어오면</w:t>
+      </w:r>
+      <w:r>
+        <w:rPr>
+          <w:rFonts w:hint="eastAsia"/>
+          <w:sz w:val="24"/>
+          <w:szCs w:val="24"/>
+        </w:rPr>
+        <w:t xml:space="preserve"> </w:t>
+      </w:r>
+      <w:r>
+        <w:rPr>
+          <w:rFonts w:hint="eastAsia"/>
+          <w:sz w:val="24"/>
+          <w:szCs w:val="24"/>
+        </w:rPr>
+        <w:t>자동으로</w:t>
+      </w:r>
+      <w:r>
+        <w:rPr>
+          <w:rFonts w:hint="eastAsia"/>
+          <w:sz w:val="24"/>
+          <w:szCs w:val="24"/>
+        </w:rPr>
+        <w:t xml:space="preserve"> </w:t>
+      </w:r>
+      <w:r>
+        <w:rPr>
+          <w:rFonts w:hint="eastAsia"/>
+          <w:sz w:val="24"/>
+          <w:szCs w:val="24"/>
+        </w:rPr>
+        <w:t>자원을</w:t>
+      </w:r>
+      <w:r>
+        <w:rPr>
+          <w:rFonts w:hint="eastAsia"/>
+          <w:sz w:val="24"/>
+          <w:szCs w:val="24"/>
+        </w:rPr>
+        <w:t xml:space="preserve"> </w:t>
+      </w:r>
+      <w:r>
+        <w:rPr>
+          <w:rFonts w:hint="eastAsia"/>
+          <w:sz w:val="24"/>
+          <w:szCs w:val="24"/>
+        </w:rPr>
+        <w:t>캐고</w:t>
+      </w:r>
+      <w:r>
+        <w:rPr>
+          <w:rFonts w:hint="eastAsia"/>
+          <w:sz w:val="24"/>
+          <w:szCs w:val="24"/>
+        </w:rPr>
+        <w:t xml:space="preserve">, </w:t>
+      </w:r>
+      <w:r>
+        <w:rPr>
+          <w:rFonts w:hint="eastAsia"/>
+          <w:sz w:val="24"/>
+          <w:szCs w:val="24"/>
+        </w:rPr>
+        <w:t>자원이</w:t>
+      </w:r>
+      <w:r>
+        <w:rPr>
+          <w:rFonts w:hint="eastAsia"/>
+          <w:sz w:val="24"/>
+          <w:szCs w:val="24"/>
+        </w:rPr>
+        <w:t xml:space="preserve"> </w:t>
+      </w:r>
+      <w:r>
+        <w:rPr>
+          <w:rFonts w:hint="eastAsia"/>
+          <w:sz w:val="24"/>
+          <w:szCs w:val="24"/>
+        </w:rPr>
+        <w:t>다</w:t>
+      </w:r>
+      <w:r>
+        <w:rPr>
+          <w:rFonts w:hint="eastAsia"/>
+          <w:sz w:val="24"/>
+          <w:szCs w:val="24"/>
+        </w:rPr>
+        <w:t xml:space="preserve"> </w:t>
+      </w:r>
+      <w:proofErr w:type="spellStart"/>
+      <w:r>
+        <w:rPr>
+          <w:rFonts w:hint="eastAsia"/>
+          <w:sz w:val="24"/>
+          <w:szCs w:val="24"/>
+        </w:rPr>
+        <w:t>캐지면</w:t>
+      </w:r>
+      <w:proofErr w:type="spellEnd"/>
+      <w:r>
+        <w:rPr>
+          <w:rFonts w:hint="eastAsia"/>
+          <w:sz w:val="24"/>
+          <w:szCs w:val="24"/>
+        </w:rPr>
+        <w:t xml:space="preserve"> </w:t>
+      </w:r>
+      <w:r>
+        <w:rPr>
+          <w:rFonts w:hint="eastAsia"/>
+          <w:sz w:val="24"/>
+          <w:szCs w:val="24"/>
+        </w:rPr>
+        <w:t>아래로</w:t>
+      </w:r>
+      <w:r>
+        <w:rPr>
+          <w:rFonts w:hint="eastAsia"/>
+          <w:sz w:val="24"/>
+          <w:szCs w:val="24"/>
+        </w:rPr>
+        <w:t xml:space="preserve"> </w:t>
+      </w:r>
+      <w:proofErr w:type="spellStart"/>
+      <w:r>
+        <w:rPr>
+          <w:rFonts w:hint="eastAsia"/>
+          <w:sz w:val="24"/>
+          <w:szCs w:val="24"/>
+        </w:rPr>
+        <w:t>드랍하여</w:t>
+      </w:r>
+      <w:proofErr w:type="spellEnd"/>
+      <w:r>
+        <w:rPr>
+          <w:rFonts w:hint="eastAsia"/>
+          <w:sz w:val="24"/>
+          <w:szCs w:val="24"/>
+        </w:rPr>
+        <w:t xml:space="preserve"> </w:t>
+      </w:r>
+      <w:r>
+        <w:rPr>
+          <w:rFonts w:hint="eastAsia"/>
+          <w:sz w:val="24"/>
+          <w:szCs w:val="24"/>
+        </w:rPr>
+        <w:t>플레이어가</w:t>
+      </w:r>
+      <w:r>
+        <w:rPr>
+          <w:rFonts w:hint="eastAsia"/>
+          <w:sz w:val="24"/>
+          <w:szCs w:val="24"/>
+        </w:rPr>
+        <w:t xml:space="preserve"> </w:t>
+      </w:r>
+      <w:r>
+        <w:rPr>
+          <w:rFonts w:hint="eastAsia"/>
+          <w:sz w:val="24"/>
+          <w:szCs w:val="24"/>
+        </w:rPr>
+        <w:t>먹을</w:t>
+      </w:r>
+      <w:r>
+        <w:rPr>
+          <w:rFonts w:hint="eastAsia"/>
+          <w:sz w:val="24"/>
+          <w:szCs w:val="24"/>
+        </w:rPr>
+        <w:t xml:space="preserve"> </w:t>
+      </w:r>
+      <w:r>
+        <w:rPr>
+          <w:rFonts w:hint="eastAsia"/>
+          <w:sz w:val="24"/>
+          <w:szCs w:val="24"/>
+        </w:rPr>
+        <w:t>수</w:t>
+      </w:r>
+      <w:r>
+        <w:rPr>
+          <w:rFonts w:hint="eastAsia"/>
+          <w:sz w:val="24"/>
+          <w:szCs w:val="24"/>
+        </w:rPr>
+        <w:t xml:space="preserve"> </w:t>
+      </w:r>
+      <w:r>
+        <w:rPr>
+          <w:rFonts w:hint="eastAsia"/>
+          <w:sz w:val="24"/>
+          <w:szCs w:val="24"/>
+        </w:rPr>
+        <w:t>있습니다</w:t>
+      </w:r>
+      <w:r>
+        <w:rPr>
+          <w:rFonts w:hint="eastAsia"/>
+          <w:sz w:val="24"/>
+          <w:szCs w:val="24"/>
+        </w:rPr>
+        <w:t>.</w:t>
+      </w:r>
+    </w:p>
+    <w:p>
+      <w:pPr>
+        <w:rPr>
+          <w:sz w:val="24"/>
+          <w:szCs w:val="24"/>
+        </w:rPr>
+      </w:pPr>
+    </w:p>
+    <w:p>
+      <w:pPr>
+        <w:rPr>
+          <w:sz w:val="24"/>
+          <w:szCs w:val="24"/>
+        </w:rPr>
+      </w:pPr>
+    </w:p>
+    <w:p>
+      <w:pPr>
+        <w:rPr>
+          <w:sz w:val="24"/>
+          <w:szCs w:val="24"/>
+        </w:rPr>
+      </w:pPr>
+    </w:p>
+    <w:p>
+      <w:pPr>
+        <w:rPr>
+          <w:sz w:val="24"/>
+          <w:szCs w:val="24"/>
+        </w:rPr>
+      </w:pPr>
+    </w:p>
+    <w:p>
+      <w:pPr>
+        <w:rPr>
+          <w:sz w:val="24"/>
+          <w:szCs w:val="24"/>
+        </w:rPr>
+      </w:pPr>
+    </w:p>
+    <w:p>
+      <w:pPr>
+        <w:rPr>
+          <w:sz w:val="24"/>
+          <w:szCs w:val="24"/>
+        </w:rPr>
+      </w:pPr>
+    </w:p>
+    <w:p>
+      <w:pPr>
+        <w:rPr>
+          <w:sz w:val="24"/>
+          <w:szCs w:val="24"/>
+        </w:rPr>
+      </w:pPr>
+    </w:p>
+    <w:p>
+      <w:pPr>
+        <w:rPr>
+          <w:rFonts w:hint="eastAsia"/>
+          <w:sz w:val="16"/>
+          <w:szCs w:val="16"/>
+        </w:rPr>
+      </w:pPr>
+    </w:p>
+    <w:p>
+      <w:pPr>
+        <w:rPr>
+          <w:sz w:val="16"/>
+          <w:szCs w:val="16"/>
+        </w:rPr>
+      </w:pPr>
+    </w:p>
+    <w:p>
+      <w:pPr>
+        <w:rPr>
+          <w:sz w:val="16"/>
+          <w:szCs w:val="16"/>
+        </w:rPr>
+      </w:pPr>
       <w:r>
         <w:rPr>
           <w:rFonts w:hint="eastAsia"/>
@@ -2979,10 +3358,19 @@
           <w:sz w:val="24"/>
           <w:szCs w:val="24"/>
         </w:rPr>
+        <w:lastRenderedPageBreak/>
         <w:drawing>
-          <wp:inline distT="0" distB="0" distL="0" distR="0" wp14:anchorId="6CF4290B" wp14:editId="071B5222">
-            <wp:extent cx="5943600" cy="2889250"/>
-            <wp:effectExtent l="0" t="0" r="0" b="6350"/>
+          <wp:anchor distT="0" distB="0" distL="114300" distR="114300" simplePos="0" relativeHeight="251658240" behindDoc="0" locked="0" layoutInCell="1" allowOverlap="1" wp14:anchorId="6CF4290B" wp14:editId="428AC2E5">
+            <wp:simplePos x="0" y="0"/>
+            <wp:positionH relativeFrom="margin">
+              <wp:align>left</wp:align>
+            </wp:positionH>
+            <wp:positionV relativeFrom="paragraph">
+              <wp:posOffset>62865</wp:posOffset>
+            </wp:positionV>
+            <wp:extent cx="6400800" cy="2733675"/>
+            <wp:effectExtent l="0" t="0" r="0" b="9525"/>
+            <wp:wrapSquare wrapText="bothSides"/>
             <wp:docPr id="686698491" name="그림 2"/>
             <wp:cNvGraphicFramePr>
               <a:graphicFrameLocks xmlns:a="http://schemas.openxmlformats.org/drawingml/2006/main" noChangeAspect="1"/>
@@ -3009,7 +3397,7 @@
                   <pic:spPr>
                     <a:xfrm>
                       <a:off x="0" y="0"/>
-                      <a:ext cx="5943600" cy="2889250"/>
+                      <a:ext cx="6400800" cy="2733675"/>
                     </a:xfrm>
                     <a:prstGeom prst="rect">
                       <a:avLst/>
@@ -3018,54 +3406,51 @@
                 </pic:pic>
               </a:graphicData>
             </a:graphic>
-          </wp:inline>
+            <wp14:sizeRelH relativeFrom="page">
+              <wp14:pctWidth>0</wp14:pctWidth>
+            </wp14:sizeRelH>
+            <wp14:sizeRelV relativeFrom="page">
+              <wp14:pctHeight>0</wp14:pctHeight>
+            </wp14:sizeRelV>
+          </wp:anchor>
         </w:drawing>
+      </w:r>
+      <w:r>
+        <w:rPr>
+          <w:rFonts w:hint="eastAsia"/>
+          <w:sz w:val="16"/>
+          <w:szCs w:val="16"/>
+        </w:rPr>
+        <w:t>-</w:t>
+      </w:r>
+      <w:r>
+        <w:rPr>
+          <w:rFonts w:hint="eastAsia"/>
+          <w:sz w:val="16"/>
+          <w:szCs w:val="16"/>
+        </w:rPr>
+        <w:t>맵</w:t>
+      </w:r>
+      <w:r>
+        <w:rPr>
+          <w:rFonts w:hint="eastAsia"/>
+          <w:sz w:val="16"/>
+          <w:szCs w:val="16"/>
+        </w:rPr>
+        <w:t xml:space="preserve"> </w:t>
+      </w:r>
+      <w:r>
+        <w:rPr>
+          <w:rFonts w:hint="eastAsia"/>
+          <w:sz w:val="16"/>
+          <w:szCs w:val="16"/>
+        </w:rPr>
+        <w:t>구상도</w:t>
       </w:r>
     </w:p>
     <w:p>
       <w:pPr>
         <w:rPr>
-          <w:rFonts w:hint="eastAsia"/>
-          <w:sz w:val="16"/>
-          <w:szCs w:val="16"/>
-        </w:rPr>
-      </w:pPr>
-      <w:r>
-        <w:rPr>
-          <w:rFonts w:hint="eastAsia"/>
-          <w:sz w:val="16"/>
-          <w:szCs w:val="16"/>
-        </w:rPr>
-        <w:t>-</w:t>
-      </w:r>
-      <w:r>
-        <w:rPr>
-          <w:rFonts w:hint="eastAsia"/>
-          <w:sz w:val="16"/>
-          <w:szCs w:val="16"/>
-        </w:rPr>
-        <w:t>맵</w:t>
-      </w:r>
-      <w:r>
-        <w:rPr>
-          <w:rFonts w:hint="eastAsia"/>
-          <w:sz w:val="16"/>
-          <w:szCs w:val="16"/>
-        </w:rPr>
-        <w:t xml:space="preserve"> </w:t>
-      </w:r>
-      <w:r>
-        <w:rPr>
-          <w:rFonts w:hint="eastAsia"/>
-          <w:sz w:val="16"/>
-          <w:szCs w:val="16"/>
-        </w:rPr>
-        <w:t>구상도</w:t>
-      </w:r>
-    </w:p>
-    <w:p>
-      <w:pPr>
-        <w:rPr>
           <w:sz w:val="24"/>
           <w:szCs w:val="24"/>
         </w:rPr>
@@ -3077,11 +3462,10 @@
           <w:sz w:val="24"/>
           <w:szCs w:val="24"/>
         </w:rPr>
-        <w:lastRenderedPageBreak/>
         <w:drawing>
-          <wp:inline distT="0" distB="0" distL="0" distR="0" wp14:anchorId="0AF7ECB1" wp14:editId="1A319F41">
-            <wp:extent cx="5676900" cy="3193256"/>
-            <wp:effectExtent l="0" t="0" r="0" b="7620"/>
+          <wp:inline distT="0" distB="0" distL="0" distR="0" wp14:anchorId="0AF7ECB1" wp14:editId="7A96768C">
+            <wp:extent cx="6286500" cy="2619375"/>
+            <wp:effectExtent l="0" t="0" r="0" b="9525"/>
             <wp:docPr id="1790079271" name="그림 1"/>
             <wp:cNvGraphicFramePr>
               <a:graphicFrameLocks xmlns:a="http://schemas.openxmlformats.org/drawingml/2006/main" noChangeAspect="1"/>
@@ -3108,7 +3492,7 @@
                   <pic:spPr>
                     <a:xfrm>
                       <a:off x="0" y="0"/>
-                      <a:ext cx="5685376" cy="3198024"/>
+                      <a:ext cx="6296834" cy="2623681"/>
                     </a:xfrm>
                     <a:prstGeom prst="rect">
                       <a:avLst/>
@@ -3124,7 +3508,6 @@
     <w:p>
       <w:pPr>
         <w:rPr>
-          <w:rFonts w:hint="eastAsia"/>
           <w:sz w:val="16"/>
           <w:szCs w:val="16"/>
         </w:rPr>
@@ -3223,31 +3606,23 @@
           <w:sz w:val="24"/>
           <w:szCs w:val="24"/>
         </w:rPr>
-        <w:t xml:space="preserve"> 1,2</w:t>
-      </w:r>
-      <w:r>
-        <w:rPr>
-          <w:rFonts w:hint="eastAsia"/>
-          <w:sz w:val="24"/>
-          <w:szCs w:val="24"/>
-        </w:rPr>
-        <w:t>를</w:t>
-      </w:r>
-      <w:r>
-        <w:rPr>
-          <w:rFonts w:hint="eastAsia"/>
-          <w:sz w:val="24"/>
-          <w:szCs w:val="24"/>
-        </w:rPr>
-        <w:t xml:space="preserve"> </w:t>
-      </w:r>
-      <w:r>
-        <w:rPr>
-          <w:rFonts w:hint="eastAsia"/>
-          <w:sz w:val="24"/>
-          <w:szCs w:val="24"/>
-        </w:rPr>
-        <w:t>해서</w:t>
+        <w:t xml:space="preserve"> 1,</w:t>
+      </w:r>
+      <w:r>
+        <w:rPr>
+          <w:rFonts w:hint="eastAsia"/>
+          <w:sz w:val="24"/>
+          <w:szCs w:val="24"/>
+        </w:rPr>
+        <w:t>2</w:t>
+      </w:r>
+      <w:r>
+        <w:rPr>
+          <w:rFonts w:hint="eastAsia"/>
+          <w:sz w:val="24"/>
+          <w:szCs w:val="24"/>
+        </w:rPr>
+        <w:t>로</w:t>
       </w:r>
       <w:r>
         <w:rPr>
@@ -3301,7 +3676,6 @@
     <w:p>
       <w:pPr>
         <w:rPr>
-          <w:rFonts w:hint="eastAsia"/>
           <w:sz w:val="24"/>
           <w:szCs w:val="24"/>
         </w:rPr>
@@ -3438,7 +3812,6 @@
     <w:p>
       <w:pPr>
         <w:rPr>
-          <w:rFonts w:hint="eastAsia"/>
           <w:sz w:val="24"/>
           <w:szCs w:val="24"/>
         </w:rPr>
@@ -3503,7 +3876,6 @@
     <w:p>
       <w:pPr>
         <w:rPr>
-          <w:rFonts w:hint="eastAsia"/>
           <w:sz w:val="24"/>
           <w:szCs w:val="24"/>
         </w:rPr>
@@ -3556,13 +3928,11 @@
     <w:p>
       <w:pPr>
         <w:rPr>
-          <w:rFonts w:hint="eastAsia"/>
           <w:sz w:val="24"/>
           <w:szCs w:val="24"/>
         </w:rPr>
       </w:pPr>
       <w:proofErr w:type="spellStart"/>
-      <w:proofErr w:type="gramStart"/>
       <w:r>
         <w:rPr>
           <w:sz w:val="24"/>
@@ -3576,15 +3946,7 @@
           <w:sz w:val="24"/>
           <w:szCs w:val="24"/>
         </w:rPr>
-        <w:t xml:space="preserve"> :</w:t>
-      </w:r>
-      <w:proofErr w:type="gramEnd"/>
-      <w:r>
-        <w:rPr>
-          <w:sz w:val="24"/>
-          <w:szCs w:val="24"/>
-        </w:rPr>
-        <w:t xml:space="preserve"> </w:t>
+        <w:t xml:space="preserve"> : </w:t>
       </w:r>
       <w:r>
         <w:rPr>
@@ -3634,7 +3996,6 @@
         </w:rPr>
         <w:t xml:space="preserve"> </w:t>
       </w:r>
-      <w:proofErr w:type="gramStart"/>
       <w:r>
         <w:rPr>
           <w:rFonts w:hint="eastAsia"/>
@@ -3659,7 +4020,6 @@
         </w:rPr>
         <w:t>열차</w:t>
       </w:r>
-      <w:proofErr w:type="gramEnd"/>
       <w:r>
         <w:rPr>
           <w:rFonts w:hint="eastAsia"/>
@@ -3732,7 +4092,6 @@
         </w:rPr>
         <w:t xml:space="preserve">, </w:t>
       </w:r>
-      <w:proofErr w:type="gramStart"/>
       <w:r>
         <w:rPr>
           <w:rFonts w:hint="eastAsia"/>
@@ -3747,16 +4106,7 @@
           <w:sz w:val="24"/>
           <w:szCs w:val="24"/>
         </w:rPr>
-        <w:t xml:space="preserve"> /</w:t>
-      </w:r>
-      <w:proofErr w:type="gramEnd"/>
-      <w:r>
-        <w:rPr>
-          <w:rFonts w:hint="eastAsia"/>
-          <w:sz w:val="24"/>
-          <w:szCs w:val="24"/>
-        </w:rPr>
-        <w:t xml:space="preserve"> </w:t>
+        <w:t xml:space="preserve"> / </w:t>
       </w:r>
       <w:r>
         <w:rPr>
@@ -3770,12 +4120,10 @@
     <w:p>
       <w:pPr>
         <w:rPr>
-          <w:rFonts w:hint="eastAsia"/>
-          <w:sz w:val="24"/>
-          <w:szCs w:val="24"/>
-        </w:rPr>
-      </w:pPr>
-      <w:proofErr w:type="gramStart"/>
+          <w:sz w:val="24"/>
+          <w:szCs w:val="24"/>
+        </w:rPr>
+      </w:pPr>
       <w:r>
         <w:rPr>
           <w:sz w:val="24"/>
@@ -3788,15 +4136,7 @@
           <w:sz w:val="24"/>
           <w:szCs w:val="24"/>
         </w:rPr>
-        <w:t xml:space="preserve"> :</w:t>
-      </w:r>
-      <w:proofErr w:type="gramEnd"/>
-      <w:r>
-        <w:rPr>
-          <w:sz w:val="24"/>
-          <w:szCs w:val="24"/>
-        </w:rPr>
-        <w:t xml:space="preserve"> </w:t>
+        <w:t xml:space="preserve"> : </w:t>
       </w:r>
       <w:r>
         <w:rPr>
@@ -3930,7 +4270,6 @@
     <w:p>
       <w:pPr>
         <w:rPr>
-          <w:rFonts w:hint="eastAsia"/>
           <w:sz w:val="36"/>
           <w:szCs w:val="36"/>
         </w:rPr>
@@ -3949,7 +4288,6 @@
           <w:sz w:val="36"/>
           <w:szCs w:val="36"/>
         </w:rPr>
-        <w:lastRenderedPageBreak/>
         <w:t>5</w:t>
       </w:r>
       <w:r>
@@ -4041,7 +4379,6 @@
     <w:p>
       <w:pPr>
         <w:rPr>
-          <w:rFonts w:hint="eastAsia"/>
           <w:sz w:val="24"/>
           <w:szCs w:val="24"/>
         </w:rPr>
@@ -4247,7 +4584,6 @@
     <w:p>
       <w:pPr>
         <w:rPr>
-          <w:rFonts w:hint="eastAsia"/>
           <w:sz w:val="24"/>
           <w:szCs w:val="24"/>
         </w:rPr>
@@ -4320,7 +4656,6 @@
     <w:p>
       <w:pPr>
         <w:rPr>
-          <w:rFonts w:hint="eastAsia"/>
           <w:sz w:val="24"/>
           <w:szCs w:val="24"/>
         </w:rPr>
@@ -4425,7 +4760,6 @@
     <w:p>
       <w:pPr>
         <w:rPr>
-          <w:rFonts w:hint="eastAsia"/>
           <w:sz w:val="24"/>
           <w:szCs w:val="24"/>
         </w:rPr>

--- a/Doc/제안서 찐.docx
+++ b/Doc/제안서 찐.docx
@@ -1,6 +1,6 @@
 
 <file path=word/document.xml><?xml version="1.0" encoding="utf-8"?>
-<w:document xmlns:wpc="http://schemas.microsoft.com/office/word/2010/wordprocessingCanvas" xmlns:cx="http://schemas.microsoft.com/office/drawing/2014/chartex" xmlns:cx1="http://schemas.microsoft.com/office/drawing/2015/9/8/chartex" xmlns:cx2="http://schemas.microsoft.com/office/drawing/2015/10/21/chartex" xmlns:cx3="http://schemas.microsoft.com/office/drawing/2016/5/9/chartex" xmlns:cx4="http://schemas.microsoft.com/office/drawing/2016/5/10/chartex" xmlns:cx5="http://schemas.microsoft.com/office/drawing/2016/5/11/chartex" xmlns:cx6="http://schemas.microsoft.com/office/drawing/2016/5/12/chartex" xmlns:cx7="http://schemas.microsoft.com/office/drawing/2016/5/13/chartex" xmlns:cx8="http://schemas.microsoft.com/office/drawing/2016/5/14/chartex" xmlns:mc="http://schemas.openxmlformats.org/markup-compatibility/2006" xmlns:aink="http://schemas.microsoft.com/office/drawing/2016/ink" xmlns:am3d="http://schemas.microsoft.com/office/drawing/2017/model3d" xmlns:o="urn:schemas-microsoft-com:office:office" xmlns:oel="http://schemas.microsoft.com/office/2019/extlst" xmlns:r="http://schemas.openxmlformats.org/officeDocument/2006/relationships" xmlns:m="http://schemas.openxmlformats.org/officeDocument/2006/math" xmlns:v="urn:schemas-microsoft-com:vml" xmlns:wp14="http://schemas.microsoft.com/office/word/2010/wordprocessingDrawing" xmlns:wp="http://schemas.openxmlformats.org/drawingml/2006/wordprocessingDrawing" xmlns:w10="urn:schemas-microsoft-com:office:word" xmlns:w="http://schemas.openxmlformats.org/wordprocessingml/2006/main" xmlns:w14="http://schemas.microsoft.com/office/word/2010/wordml" xmlns:w15="http://schemas.microsoft.com/office/word/2012/wordml" xmlns:w16cex="http://schemas.microsoft.com/office/word/2018/wordml/cex" xmlns:w16cid="http://schemas.microsoft.com/office/word/2016/wordml/cid" xmlns:w16="http://schemas.microsoft.com/office/word/2018/wordml" xmlns:w16du="http://schemas.microsoft.com/office/word/2023/wordml/word16du" xmlns:w16sdtdh="http://schemas.microsoft.com/office/word/2020/wordml/sdtdatahash" xmlns:w16sdtfl="http://schemas.microsoft.com/office/word/2024/wordml/sdtformatlock" xmlns:w16se="http://schemas.microsoft.com/office/word/2015/wordml/symex" xmlns:wpg="http://schemas.microsoft.com/office/word/2010/wordprocessingGroup" xmlns:wpi="http://schemas.microsoft.com/office/word/2010/wordprocessingInk" xmlns:wne="http://schemas.microsoft.com/office/word/2006/wordml" xmlns:wps="http://schemas.microsoft.com/office/word/2010/wordprocessingShape" mc:Ignorable="w14 w15 w16se w16cid w16 w16cex w16sdtdh w16sdtfl w16du wp14">
+<w:document xmlns:wpc="http://schemas.microsoft.com/office/word/2010/wordprocessingCanvas" xmlns:mc="http://schemas.openxmlformats.org/markup-compatibility/2006" xmlns:o="urn:schemas-microsoft-com:office:office" xmlns:r="http://schemas.openxmlformats.org/officeDocument/2006/relationships" xmlns:m="http://schemas.openxmlformats.org/officeDocument/2006/math" xmlns:v="urn:schemas-microsoft-com:vml" xmlns:wp14="http://schemas.microsoft.com/office/word/2010/wordprocessingDrawing" xmlns:wp="http://schemas.openxmlformats.org/drawingml/2006/wordprocessingDrawing" xmlns:w10="urn:schemas-microsoft-com:office:word" xmlns:w="http://schemas.openxmlformats.org/wordprocessingml/2006/main" xmlns:w14="http://schemas.microsoft.com/office/word/2010/wordml" xmlns:w15="http://schemas.microsoft.com/office/word/2012/wordml" xmlns:wpg="http://schemas.microsoft.com/office/word/2010/wordprocessingGroup" xmlns:wpi="http://schemas.microsoft.com/office/word/2010/wordprocessingInk" xmlns:wne="http://schemas.microsoft.com/office/word/2006/wordml" xmlns:wps="http://schemas.microsoft.com/office/word/2010/wordprocessingShape" mc:Ignorable="w14 w15 wp14">
   <w:body>
     <w:p>
       <w:pPr>
@@ -35,7 +35,6 @@
         </w:rPr>
         <w:t xml:space="preserve"> </w:t>
       </w:r>
-      <w:proofErr w:type="spellStart"/>
       <w:r>
         <w:rPr>
           <w:b/>
@@ -44,7 +43,6 @@
         </w:rPr>
         <w:t>텀프로젝트</w:t>
       </w:r>
-      <w:proofErr w:type="spellEnd"/>
       <w:r>
         <w:rPr>
           <w:b/>
@@ -76,6 +74,7 @@
           <w:noProof/>
           <w:sz w:val="36"/>
           <w:szCs w:val="36"/>
+          <w:lang w:val="en-US"/>
         </w:rPr>
         <w:drawing>
           <wp:inline distT="0" distB="0" distL="0" distR="0" wp14:anchorId="152E5CCE" wp14:editId="6828264C">
@@ -291,7 +290,6 @@
         </w:rPr>
         <w:t xml:space="preserve">(2023184027 </w:t>
       </w:r>
-      <w:proofErr w:type="spellStart"/>
       <w:r>
         <w:rPr>
           <w:sz w:val="24"/>
@@ -299,7 +297,6 @@
         </w:rPr>
         <w:t>이현렬</w:t>
       </w:r>
-      <w:proofErr w:type="spellEnd"/>
       <w:r>
         <w:rPr>
           <w:sz w:val="24"/>
@@ -800,7 +797,6 @@
         </w:rPr>
         <w:t xml:space="preserve"> </w:t>
       </w:r>
-      <w:proofErr w:type="spellStart"/>
       <w:r>
         <w:rPr>
           <w:rFonts w:hint="eastAsia"/>
@@ -809,7 +805,6 @@
         </w:rPr>
         <w:t>맵에</w:t>
       </w:r>
-      <w:proofErr w:type="spellEnd"/>
       <w:r>
         <w:rPr>
           <w:rFonts w:hint="eastAsia"/>
@@ -2639,7 +2634,6 @@
         </w:rPr>
         <w:t xml:space="preserve"> </w:t>
       </w:r>
-      <w:proofErr w:type="spellStart"/>
       <w:r>
         <w:rPr>
           <w:rFonts w:hint="eastAsia"/>
@@ -2648,7 +2642,6 @@
         </w:rPr>
         <w:t>실려있지</w:t>
       </w:r>
-      <w:proofErr w:type="spellEnd"/>
       <w:r>
         <w:rPr>
           <w:rFonts w:hint="eastAsia"/>
@@ -2973,7 +2966,6 @@
     <w:p>
       <w:pPr>
         <w:rPr>
-          <w:rFonts w:hint="eastAsia"/>
           <w:sz w:val="24"/>
           <w:szCs w:val="24"/>
         </w:rPr>
@@ -3154,7 +3146,6 @@
         </w:rPr>
         <w:t xml:space="preserve"> </w:t>
       </w:r>
-      <w:proofErr w:type="spellStart"/>
       <w:r>
         <w:rPr>
           <w:rFonts w:hint="eastAsia"/>
@@ -3163,7 +3154,6 @@
         </w:rPr>
         <w:t>캐지면</w:t>
       </w:r>
-      <w:proofErr w:type="spellEnd"/>
       <w:r>
         <w:rPr>
           <w:rFonts w:hint="eastAsia"/>
@@ -3188,7 +3178,6 @@
         </w:rPr>
         <w:t xml:space="preserve"> </w:t>
       </w:r>
-      <w:proofErr w:type="spellStart"/>
       <w:r>
         <w:rPr>
           <w:rFonts w:hint="eastAsia"/>
@@ -3197,7 +3186,6 @@
         </w:rPr>
         <w:t>드랍하여</w:t>
       </w:r>
-      <w:proofErr w:type="spellEnd"/>
       <w:r>
         <w:rPr>
           <w:rFonts w:hint="eastAsia"/>
@@ -3330,7 +3318,6 @@
     <w:p>
       <w:pPr>
         <w:rPr>
-          <w:rFonts w:hint="eastAsia"/>
           <w:sz w:val="16"/>
           <w:szCs w:val="16"/>
         </w:rPr>
@@ -3357,6 +3344,7 @@
           <w:noProof/>
           <w:sz w:val="24"/>
           <w:szCs w:val="24"/>
+          <w:lang w:val="en-US"/>
         </w:rPr>
         <w:lastRenderedPageBreak/>
         <w:drawing>
@@ -3461,6 +3449,7 @@
           <w:noProof/>
           <w:sz w:val="24"/>
           <w:szCs w:val="24"/>
+          <w:lang w:val="en-US"/>
         </w:rPr>
         <w:drawing>
           <wp:inline distT="0" distB="0" distL="0" distR="0" wp14:anchorId="0AF7ECB1" wp14:editId="7A96768C">
@@ -3682,11 +3671,55 @@
       </w:pPr>
       <w:r>
         <w:rPr>
-          <w:rFonts w:hint="eastAsia"/>
-          <w:sz w:val="24"/>
-          <w:szCs w:val="24"/>
-        </w:rPr>
-        <w:t xml:space="preserve">300*200 </w:t>
+          <w:sz w:val="24"/>
+          <w:szCs w:val="24"/>
+        </w:rPr>
+        <w:t>90</w:t>
+      </w:r>
+      <w:r>
+        <w:rPr>
+          <w:rFonts w:hint="eastAsia"/>
+          <w:sz w:val="24"/>
+          <w:szCs w:val="24"/>
+        </w:rPr>
+        <w:t>*</w:t>
+      </w:r>
+      <w:r>
+        <w:rPr>
+          <w:sz w:val="24"/>
+          <w:szCs w:val="24"/>
+        </w:rPr>
+        <w:t>60</w:t>
+      </w:r>
+      <w:r>
+        <w:rPr>
+          <w:rFonts w:hint="eastAsia"/>
+          <w:sz w:val="24"/>
+          <w:szCs w:val="24"/>
+        </w:rPr>
+        <w:t xml:space="preserve"> </w:t>
+      </w:r>
+      <w:r>
+        <w:rPr>
+          <w:sz w:val="24"/>
+          <w:szCs w:val="24"/>
+        </w:rPr>
+        <w:t xml:space="preserve"> </w:t>
+      </w:r>
+      <w:r>
+        <w:rPr>
+          <w:sz w:val="24"/>
+          <w:szCs w:val="24"/>
+        </w:rPr>
+        <w:t>타일</w:t>
+      </w:r>
+      <w:r>
+        <w:rPr>
+          <w:rFonts w:hint="eastAsia"/>
+          <w:sz w:val="24"/>
+          <w:szCs w:val="24"/>
+        </w:rPr>
+        <w:t xml:space="preserve"> </w:t>
       </w:r>
       <w:r>
         <w:rPr>
@@ -3712,6 +3745,8 @@
         </w:rPr>
         <w:t>맵</w:t>
       </w:r>
+      <w:bookmarkStart w:id="3" w:name="_GoBack"/>
+      <w:bookmarkEnd w:id="3"/>
     </w:p>
     <w:p>
       <w:pPr>
@@ -3932,7 +3967,6 @@
           <w:szCs w:val="24"/>
         </w:rPr>
       </w:pPr>
-      <w:proofErr w:type="spellStart"/>
       <w:r>
         <w:rPr>
           <w:sz w:val="24"/>
@@ -3940,7 +3974,6 @@
         </w:rPr>
         <w:t>이현렬</w:t>
       </w:r>
-      <w:proofErr w:type="spellEnd"/>
       <w:r>
         <w:rPr>
           <w:sz w:val="24"/>
@@ -4874,7 +4907,7 @@
 </file>
 
 <file path=word/endnotes.xml><?xml version="1.0" encoding="utf-8"?>
-<w:endnotes xmlns:wpc="http://schemas.microsoft.com/office/word/2010/wordprocessingCanvas" xmlns:cx="http://schemas.microsoft.com/office/drawing/2014/chartex" xmlns:cx1="http://schemas.microsoft.com/office/drawing/2015/9/8/chartex" xmlns:cx2="http://schemas.microsoft.com/office/drawing/2015/10/21/chartex" xmlns:cx3="http://schemas.microsoft.com/office/drawing/2016/5/9/chartex" xmlns:cx4="http://schemas.microsoft.com/office/drawing/2016/5/10/chartex" xmlns:cx5="http://schemas.microsoft.com/office/drawing/2016/5/11/chartex" xmlns:cx6="http://schemas.microsoft.com/office/drawing/2016/5/12/chartex" xmlns:cx7="http://schemas.microsoft.com/office/drawing/2016/5/13/chartex" xmlns:cx8="http://schemas.microsoft.com/office/drawing/2016/5/14/chartex" xmlns:mc="http://schemas.openxmlformats.org/markup-compatibility/2006" xmlns:aink="http://schemas.microsoft.com/office/drawing/2016/ink" xmlns:am3d="http://schemas.microsoft.com/office/drawing/2017/model3d" xmlns:o="urn:schemas-microsoft-com:office:office" xmlns:oel="http://schemas.microsoft.com/office/2019/extlst" xmlns:r="http://schemas.openxmlformats.org/officeDocument/2006/relationships" xmlns:m="http://schemas.openxmlformats.org/officeDocument/2006/math" xmlns:v="urn:schemas-microsoft-com:vml" xmlns:wp14="http://schemas.microsoft.com/office/word/2010/wordprocessingDrawing" xmlns:wp="http://schemas.openxmlformats.org/drawingml/2006/wordprocessingDrawing" xmlns:w10="urn:schemas-microsoft-com:office:word" xmlns:w="http://schemas.openxmlformats.org/wordprocessingml/2006/main" xmlns:w14="http://schemas.microsoft.com/office/word/2010/wordml" xmlns:w15="http://schemas.microsoft.com/office/word/2012/wordml" xmlns:w16cex="http://schemas.microsoft.com/office/word/2018/wordml/cex" xmlns:w16cid="http://schemas.microsoft.com/office/word/2016/wordml/cid" xmlns:w16="http://schemas.microsoft.com/office/word/2018/wordml" xmlns:w16du="http://schemas.microsoft.com/office/word/2023/wordml/word16du" xmlns:w16sdtdh="http://schemas.microsoft.com/office/word/2020/wordml/sdtdatahash" xmlns:w16sdtfl="http://schemas.microsoft.com/office/word/2024/wordml/sdtformatlock" xmlns:w16se="http://schemas.microsoft.com/office/word/2015/wordml/symex" xmlns:wpg="http://schemas.microsoft.com/office/word/2010/wordprocessingGroup" xmlns:wpi="http://schemas.microsoft.com/office/word/2010/wordprocessingInk" xmlns:wne="http://schemas.microsoft.com/office/word/2006/wordml" xmlns:wps="http://schemas.microsoft.com/office/word/2010/wordprocessingShape" mc:Ignorable="w14 w15 w16se w16cid w16 w16cex w16sdtdh w16sdtfl w16du wp14">
+<w:endnotes xmlns:wpc="http://schemas.microsoft.com/office/word/2010/wordprocessingCanvas" xmlns:mc="http://schemas.openxmlformats.org/markup-compatibility/2006" xmlns:o="urn:schemas-microsoft-com:office:office" xmlns:r="http://schemas.openxmlformats.org/officeDocument/2006/relationships" xmlns:m="http://schemas.openxmlformats.org/officeDocument/2006/math" xmlns:v="urn:schemas-microsoft-com:vml" xmlns:wp14="http://schemas.microsoft.com/office/word/2010/wordprocessingDrawing" xmlns:wp="http://schemas.openxmlformats.org/drawingml/2006/wordprocessingDrawing" xmlns:w10="urn:schemas-microsoft-com:office:word" xmlns:w="http://schemas.openxmlformats.org/wordprocessingml/2006/main" xmlns:w14="http://schemas.microsoft.com/office/word/2010/wordml" xmlns:w15="http://schemas.microsoft.com/office/word/2012/wordml" xmlns:wpg="http://schemas.microsoft.com/office/word/2010/wordprocessingGroup" xmlns:wpi="http://schemas.microsoft.com/office/word/2010/wordprocessingInk" xmlns:wne="http://schemas.microsoft.com/office/word/2006/wordml" xmlns:wps="http://schemas.microsoft.com/office/word/2010/wordprocessingShape" mc:Ignorable="w14 w15 wp14">
   <w:endnote w:type="separator" w:id="-1">
     <w:p>
       <w:pPr>
@@ -4899,7 +4932,7 @@
 </file>
 
 <file path=word/footnotes.xml><?xml version="1.0" encoding="utf-8"?>
-<w:footnotes xmlns:wpc="http://schemas.microsoft.com/office/word/2010/wordprocessingCanvas" xmlns:cx="http://schemas.microsoft.com/office/drawing/2014/chartex" xmlns:cx1="http://schemas.microsoft.com/office/drawing/2015/9/8/chartex" xmlns:cx2="http://schemas.microsoft.com/office/drawing/2015/10/21/chartex" xmlns:cx3="http://schemas.microsoft.com/office/drawing/2016/5/9/chartex" xmlns:cx4="http://schemas.microsoft.com/office/drawing/2016/5/10/chartex" xmlns:cx5="http://schemas.microsoft.com/office/drawing/2016/5/11/chartex" xmlns:cx6="http://schemas.microsoft.com/office/drawing/2016/5/12/chartex" xmlns:cx7="http://schemas.microsoft.com/office/drawing/2016/5/13/chartex" xmlns:cx8="http://schemas.microsoft.com/office/drawing/2016/5/14/chartex" xmlns:mc="http://schemas.openxmlformats.org/markup-compatibility/2006" xmlns:aink="http://schemas.microsoft.com/office/drawing/2016/ink" xmlns:am3d="http://schemas.microsoft.com/office/drawing/2017/model3d" xmlns:o="urn:schemas-microsoft-com:office:office" xmlns:oel="http://schemas.microsoft.com/office/2019/extlst" xmlns:r="http://schemas.openxmlformats.org/officeDocument/2006/relationships" xmlns:m="http://schemas.openxmlformats.org/officeDocument/2006/math" xmlns:v="urn:schemas-microsoft-com:vml" xmlns:wp14="http://schemas.microsoft.com/office/word/2010/wordprocessingDrawing" xmlns:wp="http://schemas.openxmlformats.org/drawingml/2006/wordprocessingDrawing" xmlns:w10="urn:schemas-microsoft-com:office:word" xmlns:w="http://schemas.openxmlformats.org/wordprocessingml/2006/main" xmlns:w14="http://schemas.microsoft.com/office/word/2010/wordml" xmlns:w15="http://schemas.microsoft.com/office/word/2012/wordml" xmlns:w16cex="http://schemas.microsoft.com/office/word/2018/wordml/cex" xmlns:w16cid="http://schemas.microsoft.com/office/word/2016/wordml/cid" xmlns:w16="http://schemas.microsoft.com/office/word/2018/wordml" xmlns:w16du="http://schemas.microsoft.com/office/word/2023/wordml/word16du" xmlns:w16sdtdh="http://schemas.microsoft.com/office/word/2020/wordml/sdtdatahash" xmlns:w16sdtfl="http://schemas.microsoft.com/office/word/2024/wordml/sdtformatlock" xmlns:w16se="http://schemas.microsoft.com/office/word/2015/wordml/symex" xmlns:wpg="http://schemas.microsoft.com/office/word/2010/wordprocessingGroup" xmlns:wpi="http://schemas.microsoft.com/office/word/2010/wordprocessingInk" xmlns:wne="http://schemas.microsoft.com/office/word/2006/wordml" xmlns:wps="http://schemas.microsoft.com/office/word/2010/wordprocessingShape" mc:Ignorable="w14 w15 w16se w16cid w16 w16cex w16sdtdh w16sdtfl w16du wp14">
+<w:footnotes xmlns:wpc="http://schemas.microsoft.com/office/word/2010/wordprocessingCanvas" xmlns:mc="http://schemas.openxmlformats.org/markup-compatibility/2006" xmlns:o="urn:schemas-microsoft-com:office:office" xmlns:r="http://schemas.openxmlformats.org/officeDocument/2006/relationships" xmlns:m="http://schemas.openxmlformats.org/officeDocument/2006/math" xmlns:v="urn:schemas-microsoft-com:vml" xmlns:wp14="http://schemas.microsoft.com/office/word/2010/wordprocessingDrawing" xmlns:wp="http://schemas.openxmlformats.org/drawingml/2006/wordprocessingDrawing" xmlns:w10="urn:schemas-microsoft-com:office:word" xmlns:w="http://schemas.openxmlformats.org/wordprocessingml/2006/main" xmlns:w14="http://schemas.microsoft.com/office/word/2010/wordml" xmlns:w15="http://schemas.microsoft.com/office/word/2012/wordml" xmlns:wpg="http://schemas.microsoft.com/office/word/2010/wordprocessingGroup" xmlns:wpi="http://schemas.microsoft.com/office/word/2010/wordprocessingInk" xmlns:wne="http://schemas.microsoft.com/office/word/2006/wordml" xmlns:wps="http://schemas.microsoft.com/office/word/2010/wordprocessingShape" mc:Ignorable="w14 w15 wp14">
   <w:footnote w:type="separator" w:id="-1">
     <w:p>
       <w:pPr>
@@ -4924,7 +4957,7 @@
 </file>
 
 <file path=word/numbering.xml><?xml version="1.0" encoding="utf-8"?>
-<w:numbering xmlns:wpc="http://schemas.microsoft.com/office/word/2010/wordprocessingCanvas" xmlns:cx="http://schemas.microsoft.com/office/drawing/2014/chartex" xmlns:cx1="http://schemas.microsoft.com/office/drawing/2015/9/8/chartex" xmlns:cx2="http://schemas.microsoft.com/office/drawing/2015/10/21/chartex" xmlns:cx3="http://schemas.microsoft.com/office/drawing/2016/5/9/chartex" xmlns:cx4="http://schemas.microsoft.com/office/drawing/2016/5/10/chartex" xmlns:cx5="http://schemas.microsoft.com/office/drawing/2016/5/11/chartex" xmlns:cx6="http://schemas.microsoft.com/office/drawing/2016/5/12/chartex" xmlns:cx7="http://schemas.microsoft.com/office/drawing/2016/5/13/chartex" xmlns:cx8="http://schemas.microsoft.com/office/drawing/2016/5/14/chartex" xmlns:mc="http://schemas.openxmlformats.org/markup-compatibility/2006" xmlns:aink="http://schemas.microsoft.com/office/drawing/2016/ink" xmlns:am3d="http://schemas.microsoft.com/office/drawing/2017/model3d" xmlns:o="urn:schemas-microsoft-com:office:office" xmlns:oel="http://schemas.microsoft.com/office/2019/extlst" xmlns:r="http://schemas.openxmlformats.org/officeDocument/2006/relationships" xmlns:m="http://schemas.openxmlformats.org/officeDocument/2006/math" xmlns:v="urn:schemas-microsoft-com:vml" xmlns:wp14="http://schemas.microsoft.com/office/word/2010/wordprocessingDrawing" xmlns:wp="http://schemas.openxmlformats.org/drawingml/2006/wordprocessingDrawing" xmlns:w10="urn:schemas-microsoft-com:office:word" xmlns:w="http://schemas.openxmlformats.org/wordprocessingml/2006/main" xmlns:w14="http://schemas.microsoft.com/office/word/2010/wordml" xmlns:w15="http://schemas.microsoft.com/office/word/2012/wordml" xmlns:w16cex="http://schemas.microsoft.com/office/word/2018/wordml/cex" xmlns:w16cid="http://schemas.microsoft.com/office/word/2016/wordml/cid" xmlns:w16="http://schemas.microsoft.com/office/word/2018/wordml" xmlns:w16du="http://schemas.microsoft.com/office/word/2023/wordml/word16du" xmlns:w16sdtdh="http://schemas.microsoft.com/office/word/2020/wordml/sdtdatahash" xmlns:w16sdtfl="http://schemas.microsoft.com/office/word/2024/wordml/sdtformatlock" xmlns:w16se="http://schemas.microsoft.com/office/word/2015/wordml/symex" xmlns:wpg="http://schemas.microsoft.com/office/word/2010/wordprocessingGroup" xmlns:wpi="http://schemas.microsoft.com/office/word/2010/wordprocessingInk" xmlns:wne="http://schemas.microsoft.com/office/word/2006/wordml" xmlns:wps="http://schemas.microsoft.com/office/word/2010/wordprocessingShape" mc:Ignorable="w14 w15 w16se w16cid w16 w16cex w16sdtdh w16sdtfl w16du wp14">
+<w:numbering xmlns:wpc="http://schemas.microsoft.com/office/word/2010/wordprocessingCanvas" xmlns:mc="http://schemas.openxmlformats.org/markup-compatibility/2006" xmlns:o="urn:schemas-microsoft-com:office:office" xmlns:r="http://schemas.openxmlformats.org/officeDocument/2006/relationships" xmlns:m="http://schemas.openxmlformats.org/officeDocument/2006/math" xmlns:v="urn:schemas-microsoft-com:vml" xmlns:wp14="http://schemas.microsoft.com/office/word/2010/wordprocessingDrawing" xmlns:wp="http://schemas.openxmlformats.org/drawingml/2006/wordprocessingDrawing" xmlns:w10="urn:schemas-microsoft-com:office:word" xmlns:w="http://schemas.openxmlformats.org/wordprocessingml/2006/main" xmlns:w14="http://schemas.microsoft.com/office/word/2010/wordml" xmlns:w15="http://schemas.microsoft.com/office/word/2012/wordml" xmlns:wpg="http://schemas.microsoft.com/office/word/2010/wordprocessingGroup" xmlns:wpi="http://schemas.microsoft.com/office/word/2010/wordprocessingInk" xmlns:wne="http://schemas.microsoft.com/office/word/2006/wordml" xmlns:wps="http://schemas.microsoft.com/office/word/2010/wordprocessingShape" mc:Ignorable="w14 w15 wp14">
   <w:abstractNum w:abstractNumId="0" w15:restartNumberingAfterBreak="0">
     <w:nsid w:val="2F000000"/>
     <w:multiLevelType w:val="hybridMultilevel"/>
@@ -5035,14 +5068,14 @@
       </w:rPr>
     </w:lvl>
   </w:abstractNum>
-  <w:num w:numId="1" w16cid:durableId="2130394285">
+  <w:num w:numId="1">
     <w:abstractNumId w:val="0"/>
   </w:num>
 </w:numbering>
 </file>
 
 <file path=word/styles.xml><?xml version="1.0" encoding="utf-8"?>
-<w:styles xmlns:mc="http://schemas.openxmlformats.org/markup-compatibility/2006" xmlns:r="http://schemas.openxmlformats.org/officeDocument/2006/relationships" xmlns:w="http://schemas.openxmlformats.org/wordprocessingml/2006/main" xmlns:w14="http://schemas.microsoft.com/office/word/2010/wordml" xmlns:w15="http://schemas.microsoft.com/office/word/2012/wordml" xmlns:w16cex="http://schemas.microsoft.com/office/word/2018/wordml/cex" xmlns:w16cid="http://schemas.microsoft.com/office/word/2016/wordml/cid" xmlns:w16="http://schemas.microsoft.com/office/word/2018/wordml" xmlns:w16du="http://schemas.microsoft.com/office/word/2023/wordml/word16du" xmlns:w16sdtdh="http://schemas.microsoft.com/office/word/2020/wordml/sdtdatahash" xmlns:w16sdtfl="http://schemas.microsoft.com/office/word/2024/wordml/sdtformatlock" xmlns:w16se="http://schemas.microsoft.com/office/word/2015/wordml/symex" mc:Ignorable="w14 w15 w16se w16cid w16 w16cex w16sdtdh w16sdtfl w16du">
+<w:styles xmlns:mc="http://schemas.openxmlformats.org/markup-compatibility/2006" xmlns:r="http://schemas.openxmlformats.org/officeDocument/2006/relationships" xmlns:w="http://schemas.openxmlformats.org/wordprocessingml/2006/main" xmlns:w14="http://schemas.microsoft.com/office/word/2010/wordml" xmlns:w15="http://schemas.microsoft.com/office/word/2012/wordml" mc:Ignorable="w14 w15">
   <w:docDefaults>
     <w:rPrDefault>
       <w:rPr>
@@ -5058,7 +5091,7 @@
       </w:pPr>
     </w:pPrDefault>
   </w:docDefaults>
-  <w:latentStyles w:defLockedState="0" w:defUIPriority="99" w:defSemiHidden="0" w:defUnhideWhenUsed="0" w:defQFormat="0" w:count="376">
+  <w:latentStyles w:defLockedState="0" w:defUIPriority="99" w:defSemiHidden="0" w:defUnhideWhenUsed="0" w:defQFormat="0" w:count="371">
     <w:lsdException w:name="Normal" w:uiPriority="0" w:qFormat="1"/>
     <w:lsdException w:name="heading 1" w:uiPriority="9" w:qFormat="1"/>
     <w:lsdException w:name="heading 2" w:semiHidden="1" w:uiPriority="9" w:unhideWhenUsed="1" w:qFormat="1"/>
@@ -5430,11 +5463,6 @@
     <w:lsdException w:name="List Table 5 Dark Accent 6" w:uiPriority="50"/>
     <w:lsdException w:name="List Table 6 Colorful Accent 6" w:uiPriority="51"/>
     <w:lsdException w:name="List Table 7 Colorful Accent 6" w:uiPriority="52"/>
-    <w:lsdException w:name="Mention" w:semiHidden="1" w:unhideWhenUsed="1"/>
-    <w:lsdException w:name="Smart Hyperlink" w:semiHidden="1" w:unhideWhenUsed="1"/>
-    <w:lsdException w:name="Hashtag" w:semiHidden="1" w:unhideWhenUsed="1"/>
-    <w:lsdException w:name="Unresolved Mention" w:semiHidden="1" w:unhideWhenUsed="1"/>
-    <w:lsdException w:name="Smart Link" w:semiHidden="1" w:unhideWhenUsed="1"/>
   </w:latentStyles>
   <w:style w:type="paragraph" w:default="1" w:styleId="a">
     <w:name w:val="Normal"/>
